--- a/public/report.docx
+++ b/public/report.docx
@@ -3,10 +3,36 @@
 <w:document xmlns:ve="http://schemas.openxmlformats.org/markup-compatibility/2006" xmlns:o="urn:schemas-microsoft-com:office:office" xmlns:r="http://schemas.openxmlformats.org/officeDocument/2006/relationships" xmlns:m="http://schemas.openxmlformats.org/officeDocument/2006/math" xmlns:v="urn:schemas-microsoft-com:vml" xmlns:wp="http://schemas.openxmlformats.org/drawingml/2006/wordprocessingDrawing" xmlns:w10="urn:schemas-microsoft-com:office:word" xmlns:w="http://schemas.openxmlformats.org/wordprocessingml/2006/main" xmlns:wne="http://schemas.microsoft.com/office/word/2006/wordml">
   <w:body>
     <w:p>
+      <w:pPr>
+        <w:pStyle w:val="Heading2"/>
+      </w:pPr>
+      <w:r>
+        <w:rPr/>
+        <w:t xml:space="preserve">REQUEST FOR QUOTATION (RFQ)</w:t>
+      </w:r>
+    </w:p>
+    <w:p>
       <w:pPr/>
       <w:r>
         <w:rPr/>
-        <w:t xml:space="preserve">Main document content</w:t>
+        <w:t xml:space="preserve">(Procurement Type)</w:t>
+      </w:r>
+    </w:p>
+    <w:p>
+      <w:pPr>
+        <w:pStyle w:val="Heading3"/>
+        <w:spacing w:before="300"/>
+      </w:pPr>
+      <w:r>
+        <w:rPr/>
+        <w:t xml:space="preserve">PROJECT TITLE</w:t>
+      </w:r>
+    </w:p>
+    <w:p>
+      <w:pPr/>
+      <w:r>
+        <w:rPr/>
+        <w:t xml:space="preserve">RFQ NO.</w:t>
       </w:r>
     </w:p>
     <w:sectPr>
@@ -26,58 +52,12 @@
 <file path=word/header1.xml><?xml version="1.0" encoding="utf-8"?>
 <w:hdr xmlns:ve="http://schemas.openxmlformats.org/markup-compatibility/2006" xmlns:o="urn:schemas-microsoft-com:office:office" xmlns:r="http://schemas.openxmlformats.org/officeDocument/2006/relationships" xmlns:m="http://schemas.openxmlformats.org/officeDocument/2006/math" xmlns:v="urn:schemas-microsoft-com:vml" xmlns:wp="http://schemas.openxmlformats.org/drawingml/2006/wordprocessingDrawing" xmlns:w10="urn:schemas-microsoft-com:office:word" xmlns:w="http://schemas.openxmlformats.org/wordprocessingml/2006/main" xmlns:wne="http://schemas.microsoft.com/office/word/2006/wordml">
   <w:p>
-    <w:pPr/>
-    <w:r>
-      <w:rPr/>
-      <w:t xml:space="preserve">    </w:t>
-    </w:r>
-  </w:p>
-  <w:p>
-    <w:pPr/>
-    <w:r>
-      <w:rPr/>
-      <w:t xml:space="preserve">        </w:t>
-    </w:r>
-  </w:p>
-  <w:p>
-    <w:pPr/>
-    <w:r>
-      <w:pict>
-        <v:shape type="#_x0000_t75" stroked="f" style="width:889pt; height:874pt; margin-left:0pt; margin-top:0pt; mso-position-horizontal:left; mso-position-vertical:top; mso-position-horizontal-relative:char; mso-position-vertical-relative:line;">
-          <w10:wrap type="inline"/>
-          <v:imagedata r:id="rId1" o:title=""/>
-        </v:shape>
-      </w:pict>
-    </w:r>
-  </w:p>
-  <w:p>
-    <w:pPr/>
-    <w:r>
-      <w:rPr/>
-      <w:t xml:space="preserve">        </w:t>
-    </w:r>
-  </w:p>
-  <w:p>
-    <w:pPr/>
-    <w:r>
-      <w:rPr/>
-      <w:t xml:space="preserve">            </w:t>
-    </w:r>
-  </w:p>
-  <w:p>
     <w:pPr>
       <w:pStyle w:val="Heading3"/>
     </w:pPr>
     <w:r>
       <w:rPr/>
       <w:t xml:space="preserve">Republic of the Philippines</w:t>
-    </w:r>
-  </w:p>
-  <w:p>
-    <w:pPr/>
-    <w:r>
-      <w:rPr/>
-      <w:t xml:space="preserve">            </w:t>
     </w:r>
   </w:p>
   <w:p>
@@ -90,13 +70,6 @@
     </w:r>
   </w:p>
   <w:p>
-    <w:pPr/>
-    <w:r>
-      <w:rPr/>
-      <w:t xml:space="preserve">            </w:t>
-    </w:r>
-  </w:p>
-  <w:p>
     <w:pPr>
       <w:pStyle w:val="Heading3"/>
     </w:pPr>
@@ -106,58 +79,12 @@
     </w:r>
   </w:p>
   <w:p>
-    <w:pPr/>
-    <w:r>
-      <w:rPr/>
-      <w:t xml:space="preserve">            </w:t>
-    </w:r>
-  </w:p>
-  <w:p>
     <w:pPr>
       <w:pStyle w:val="Heading3"/>
     </w:pPr>
     <w:r>
       <w:rPr/>
       <w:t xml:space="preserve">Regional Office VIII</w:t>
-    </w:r>
-  </w:p>
-  <w:p>
-    <w:pPr/>
-    <w:r>
-      <w:rPr/>
-      <w:t xml:space="preserve">        </w:t>
-    </w:r>
-  </w:p>
-  <w:p>
-    <w:pPr/>
-    <w:r>
-      <w:rPr/>
-      <w:t xml:space="preserve">        </w:t>
-    </w:r>
-  </w:p>
-  <w:p>
-    <w:pPr/>
-    <w:r>
-      <w:pict>
-        <v:shape type="#_x0000_t75" stroked="f" style="width:5366pt; height:4999pt; margin-left:0pt; margin-top:0pt; mso-position-horizontal:left; mso-position-vertical:top; mso-position-horizontal-relative:char; mso-position-vertical-relative:line;">
-          <w10:wrap type="inline"/>
-          <v:imagedata r:id="rId2" o:title=""/>
-        </v:shape>
-      </w:pict>
-    </w:r>
-  </w:p>
-  <w:p>
-    <w:pPr/>
-    <w:r>
-      <w:rPr/>
-      <w:t xml:space="preserve">    </w:t>
-    </w:r>
-  </w:p>
-  <w:p>
-    <w:pPr/>
-    <w:r>
-      <w:rPr/>
-      <w:t xml:space="preserve">    </w:t>
     </w:r>
   </w:p>
 </w:hdr>
